--- a/USER_GUIDE.docx
+++ b/USER_GUIDE.docx
@@ -234,6 +234,88 @@
           <w:szCs w:val="22"/>
         </w:rPr>
         <w:t xml:space="preserve">Preset lenses let you emphasize what matters to you: Balanced, Value, Growth, or Quality.</w:t>
+      </w:r>
+    </w:p>
+    <w:p>
+      <w:pPr>
+        <w:pStyle w:val="Heading2"/>
+        <w:spacing w:after="120" w:before="280"/>
+      </w:pPr>
+      <w:r>
+        <w:rPr>
+          <w:b/>
+          <w:bCs/>
+          <w:color w:val="2a78d6"/>
+        </w:rPr>
+        <w:t xml:space="preserve">Assess your retirement accounts</w:t>
+      </w:r>
+    </w:p>
+    <w:p>
+      <w:pPr>
+        <w:pStyle w:val="ListParagraph"/>
+        <w:numPr>
+          <w:ilvl w:val="0"/>
+          <w:numId w:val="1"/>
+        </w:numPr>
+        <w:spacing w:after="60"/>
+      </w:pPr>
+      <w:r>
+        <w:rPr>
+          <w:sz w:val="22"/>
+          <w:szCs w:val="22"/>
+        </w:rPr>
+        <w:t xml:space="preserve">Enter the funds you hold in your two Transamerica accounts (and the other funds your plans offer) once; update after any change — the app reminds you if it's been a while.</w:t>
+      </w:r>
+    </w:p>
+    <w:p>
+      <w:pPr>
+        <w:pStyle w:val="ListParagraph"/>
+        <w:numPr>
+          <w:ilvl w:val="0"/>
+          <w:numId w:val="1"/>
+        </w:numPr>
+        <w:spacing w:after="60"/>
+      </w:pPr>
+      <w:r>
+        <w:rPr>
+          <w:sz w:val="22"/>
+          <w:szCs w:val="22"/>
+        </w:rPr>
+        <w:t xml:space="preserve">See your combined picture across both accounts: how your money is spread, where funds overlap, and what fees are costing you.</w:t>
+      </w:r>
+    </w:p>
+    <w:p>
+      <w:pPr>
+        <w:pStyle w:val="ListParagraph"/>
+        <w:numPr>
+          <w:ilvl w:val="0"/>
+          <w:numId w:val="1"/>
+        </w:numPr>
+        <w:spacing w:after="60"/>
+      </w:pPr>
+      <w:r>
+        <w:rPr>
+          <w:sz w:val="22"/>
+          <w:szCs w:val="22"/>
+        </w:rPr>
+        <w:t xml:space="preserve">The app scores what you hold AND the alternatives your plan offers, then points out potential improvements — 'this fund in your lineup scores much higher than the one you hold, and costs less.'</w:t>
+      </w:r>
+    </w:p>
+    <w:p>
+      <w:pPr>
+        <w:pStyle w:val="ListParagraph"/>
+        <w:numPr>
+          <w:ilvl w:val="0"/>
+          <w:numId w:val="1"/>
+        </w:numPr>
+        <w:spacing w:after="60"/>
+      </w:pPr>
+      <w:r>
+        <w:rPr>
+          <w:sz w:val="22"/>
+          <w:szCs w:val="22"/>
+        </w:rPr>
+        <w:t xml:space="preserve">Each assessment also weighs what's happening in the world — business and political news, upcoming events like Fed meetings — and tells you exactly which events shaped it and in which direction. The scores themselves stay pure math; the news adds context, clearly separated.</w:t>
       </w:r>
     </w:p>
     <w:p>

--- a/USER_GUIDE.docx
+++ b/USER_GUIDE.docx
@@ -43,7 +43,7 @@
           <w:sz w:val="20"/>
           <w:szCs w:val="20"/>
         </w:rPr>
-        <w:t xml:space="preserve">Last updated: 2026-08-04</w:t>
+        <w:t xml:space="preserve">Last updated: 2026-08-05</w:t>
       </w:r>
     </w:p>
     <w:p>
@@ -93,7 +93,19 @@
           <w:sz w:val="22"/>
           <w:szCs w:val="22"/>
         </w:rPr>
-        <w:t xml:space="preserve">The app is in early construction. The foundation (project setup, quality checks, and this documentation) is complete; data connections and screens are being built next. This guide grows a section per feature as each one lands — everything below describes what the finished v1 will do.</w:t>
+        <w:t xml:space="preserve">The app is live and working — open it from your computer or your phone at investment-research-weld.vercel.app. Every feature described below is built and running. The one exception is Oracle, which is a placeholder page for now (see "Where everything lives").</w:t>
+      </w:r>
+    </w:p>
+    <w:p>
+      <w:pPr>
+        <w:spacing w:after="120"/>
+      </w:pPr>
+      <w:r>
+        <w:rPr>
+          <w:sz w:val="22"/>
+          <w:szCs w:val="22"/>
+        </w:rPr>
+        <w:t xml:space="preserve">A few pages start out empty the first time you use them — that's normal, not broken. Prices, factor scores, and news only appear after you run a refresh (see "Getting started" below), and your retirement-account holdings only show up after you've entered them once.</w:t>
       </w:r>
     </w:p>
     <w:p>
@@ -106,19 +118,340 @@
           <w:bCs/>
           <w:color w:val="1a1a19"/>
         </w:rPr>
-        <w:t xml:space="preserve">What v1 will let you do</w:t>
-      </w:r>
-    </w:p>
-    <w:p>
-      <w:pPr>
-        <w:pStyle w:val="Heading2"/>
-        <w:spacing w:after="120" w:before="280"/>
-      </w:pPr>
-      <w:r>
-        <w:rPr>
-          <w:b/>
-          <w:bCs/>
-          <w:color w:val="2a78d6"/>
+        <w:t xml:space="preserve">Getting started</w:t>
+      </w:r>
+    </w:p>
+    <w:p>
+      <w:pPr>
+        <w:spacing w:after="120"/>
+      </w:pPr>
+      <w:r>
+        <w:rPr>
+          <w:sz w:val="22"/>
+          <w:szCs w:val="22"/>
+        </w:rPr>
+        <w:t xml:space="preserve">Do this once, in order, from the Settings page:</w:t>
+      </w:r>
+    </w:p>
+    <w:p>
+      <w:pPr>
+        <w:pStyle w:val="ListParagraph"/>
+        <w:numPr>
+          <w:ilvl w:val="0"/>
+          <w:numId w:val="1"/>
+        </w:numPr>
+        <w:spacing w:after="60"/>
+      </w:pPr>
+      <w:r>
+        <w:rPr>
+          <w:sz w:val="22"/>
+          <w:szCs w:val="22"/>
+        </w:rPr>
+        <w:t xml:space="preserve">1. Seed Transamerica Funds — loads the fund menu for your retirement plans.</w:t>
+      </w:r>
+    </w:p>
+    <w:p>
+      <w:pPr>
+        <w:pStyle w:val="ListParagraph"/>
+        <w:numPr>
+          <w:ilvl w:val="0"/>
+          <w:numId w:val="1"/>
+        </w:numPr>
+        <w:spacing w:after="60"/>
+      </w:pPr>
+      <w:r>
+        <w:rPr>
+          <w:sz w:val="22"/>
+          <w:szCs w:val="22"/>
+        </w:rPr>
+        <w:t xml:space="preserve">2. Setup Main 403b Account and Setup Management Staff IRA — creates your two accounts with their current holdings.</w:t>
+      </w:r>
+    </w:p>
+    <w:p>
+      <w:pPr>
+        <w:pStyle w:val="ListParagraph"/>
+        <w:numPr>
+          <w:ilvl w:val="0"/>
+          <w:numId w:val="1"/>
+        </w:numPr>
+        <w:spacing w:after="60"/>
+      </w:pPr>
+      <w:r>
+        <w:rPr>
+          <w:sz w:val="22"/>
+          <w:szCs w:val="22"/>
+        </w:rPr>
+        <w:t xml:space="preserve">3. Open the "Portfolio Analysis" section and run, in order: Initialize Economic Calendar, then Generate Optimization Suggestions, then Assess Event Impact — this is what fills in the swap suggestions and the news/events narrative on your Portfolio page.</w:t>
+      </w:r>
+    </w:p>
+    <w:p>
+      <w:pPr>
+        <w:spacing w:after="120"/>
+      </w:pPr>
+      <w:r>
+        <w:rPr>
+          <w:sz w:val="22"/>
+          <w:szCs w:val="22"/>
+        </w:rPr>
+        <w:t xml:space="preserve">Then, from the Admin page, click Trigger Manual Refresh whenever you want current prices, scores, and news for whatever's on your watchlist — this also runs automatically once a day. Add a few tickers to your Watchlist first (see below) so there's something for the refresh to fetch.</w:t>
+      </w:r>
+    </w:p>
+    <w:p>
+      <w:pPr>
+        <w:pStyle w:val="Heading1"/>
+      </w:pPr>
+      <w:r>
+        <w:rPr>
+          <w:b/>
+          <w:bCs/>
+          <w:color w:val="1a1a19"/>
+        </w:rPr>
+        <w:t xml:space="preserve">Where everything lives</w:t>
+      </w:r>
+    </w:p>
+    <w:p>
+      <w:pPr>
+        <w:pStyle w:val="ListParagraph"/>
+        <w:numPr>
+          <w:ilvl w:val="0"/>
+          <w:numId w:val="1"/>
+        </w:numPr>
+        <w:spacing w:after="60"/>
+      </w:pPr>
+      <w:r>
+        <w:rPr>
+          <w:b/>
+          <w:bCs/>
+          <w:sz w:val="22"/>
+          <w:szCs w:val="22"/>
+        </w:rPr>
+        <w:t xml:space="preserve">Dashboard — </w:t>
+      </w:r>
+      <w:r>
+        <w:rPr>
+          <w:sz w:val="22"/>
+          <w:szCs w:val="22"/>
+        </w:rPr>
+        <w:t xml:space="preserve">a quick snapshot of your watchlist prices, market indices, and latest headlines.</w:t>
+      </w:r>
+    </w:p>
+    <w:p>
+      <w:pPr>
+        <w:pStyle w:val="ListParagraph"/>
+        <w:numPr>
+          <w:ilvl w:val="0"/>
+          <w:numId w:val="1"/>
+        </w:numPr>
+        <w:spacing w:after="60"/>
+      </w:pPr>
+      <w:r>
+        <w:rPr>
+          <w:b/>
+          <w:bCs/>
+          <w:sz w:val="22"/>
+          <w:szCs w:val="22"/>
+        </w:rPr>
+        <w:t xml:space="preserve">Watchlist — </w:t>
+      </w:r>
+      <w:r>
+        <w:rPr>
+          <w:sz w:val="22"/>
+          <w:szCs w:val="22"/>
+        </w:rPr>
+        <w:t xml:space="preserve">the stocks/ETFs you're tracking, with live prices and scores.</w:t>
+      </w:r>
+    </w:p>
+    <w:p>
+      <w:pPr>
+        <w:pStyle w:val="ListParagraph"/>
+        <w:numPr>
+          <w:ilvl w:val="0"/>
+          <w:numId w:val="1"/>
+        </w:numPr>
+        <w:spacing w:after="60"/>
+      </w:pPr>
+      <w:r>
+        <w:rPr>
+          <w:b/>
+          <w:bCs/>
+          <w:sz w:val="22"/>
+          <w:szCs w:val="22"/>
+        </w:rPr>
+        <w:t xml:space="preserve">Screener — </w:t>
+      </w:r>
+      <w:r>
+        <w:rPr>
+          <w:sz w:val="22"/>
+          <w:szCs w:val="22"/>
+        </w:rPr>
+        <w:t xml:space="preserve">your watchlist ranked by score, side by side.</w:t>
+      </w:r>
+    </w:p>
+    <w:p>
+      <w:pPr>
+        <w:pStyle w:val="ListParagraph"/>
+        <w:numPr>
+          <w:ilvl w:val="0"/>
+          <w:numId w:val="1"/>
+        </w:numPr>
+        <w:spacing w:after="60"/>
+      </w:pPr>
+      <w:r>
+        <w:rPr>
+          <w:b/>
+          <w:bCs/>
+          <w:sz w:val="22"/>
+          <w:szCs w:val="22"/>
+        </w:rPr>
+        <w:t xml:space="preserve">Markets — </w:t>
+      </w:r>
+      <w:r>
+        <w:rPr>
+          <w:sz w:val="22"/>
+          <w:szCs w:val="22"/>
+        </w:rPr>
+        <w:t xml:space="preserve">major indices, the yield curve, crypto, and upcoming economic events.</w:t>
+      </w:r>
+    </w:p>
+    <w:p>
+      <w:pPr>
+        <w:pStyle w:val="ListParagraph"/>
+        <w:numPr>
+          <w:ilvl w:val="0"/>
+          <w:numId w:val="1"/>
+        </w:numPr>
+        <w:spacing w:after="60"/>
+      </w:pPr>
+      <w:r>
+        <w:rPr>
+          <w:b/>
+          <w:bCs/>
+          <w:sz w:val="22"/>
+          <w:szCs w:val="22"/>
+        </w:rPr>
+        <w:t xml:space="preserve">News — </w:t>
+      </w:r>
+      <w:r>
+        <w:rPr>
+          <w:sz w:val="22"/>
+          <w:szCs w:val="22"/>
+        </w:rPr>
+        <w:t xml:space="preserve">headlines tagged to your watchlist tickers.</w:t>
+      </w:r>
+    </w:p>
+    <w:p>
+      <w:pPr>
+        <w:pStyle w:val="ListParagraph"/>
+        <w:numPr>
+          <w:ilvl w:val="0"/>
+          <w:numId w:val="1"/>
+        </w:numPr>
+        <w:spacing w:after="60"/>
+      </w:pPr>
+      <w:r>
+        <w:rPr>
+          <w:b/>
+          <w:bCs/>
+          <w:sz w:val="22"/>
+          <w:szCs w:val="22"/>
+        </w:rPr>
+        <w:t xml:space="preserve">Oracle — </w:t>
+      </w:r>
+      <w:r>
+        <w:rPr>
+          <w:sz w:val="22"/>
+          <w:szCs w:val="22"/>
+        </w:rPr>
+        <w:t xml:space="preserve">not built yet. It's reserved for future AI-driven recommendations; the page says so.</w:t>
+      </w:r>
+    </w:p>
+    <w:p>
+      <w:pPr>
+        <w:pStyle w:val="ListParagraph"/>
+        <w:numPr>
+          <w:ilvl w:val="0"/>
+          <w:numId w:val="1"/>
+        </w:numPr>
+        <w:spacing w:after="60"/>
+      </w:pPr>
+      <w:r>
+        <w:rPr>
+          <w:b/>
+          <w:bCs/>
+          <w:sz w:val="22"/>
+          <w:szCs w:val="22"/>
+        </w:rPr>
+        <w:t xml:space="preserve">Portfolio — </w:t>
+      </w:r>
+      <w:r>
+        <w:rPr>
+          <w:sz w:val="22"/>
+          <w:szCs w:val="22"/>
+        </w:rPr>
+        <w:t xml:space="preserve">your retirement accounts: balances, holdings, optimization suggestions, and the news/events assessment. Switch between your two accounts from the tabs at the top.</w:t>
+      </w:r>
+    </w:p>
+    <w:p>
+      <w:pPr>
+        <w:pStyle w:val="ListParagraph"/>
+        <w:numPr>
+          <w:ilvl w:val="0"/>
+          <w:numId w:val="1"/>
+        </w:numPr>
+        <w:spacing w:after="60"/>
+      </w:pPr>
+      <w:r>
+        <w:rPr>
+          <w:b/>
+          <w:bCs/>
+          <w:sz w:val="22"/>
+          <w:szCs w:val="22"/>
+        </w:rPr>
+        <w:t xml:space="preserve">Settings — </w:t>
+      </w:r>
+      <w:r>
+        <w:rPr>
+          <w:sz w:val="22"/>
+          <w:szCs w:val="22"/>
+        </w:rPr>
+        <w:t xml:space="preserve">one-time setup: load fund data, create your accounts, run the portfolio analysis.</w:t>
+      </w:r>
+    </w:p>
+    <w:p>
+      <w:pPr>
+        <w:pStyle w:val="ListParagraph"/>
+        <w:numPr>
+          <w:ilvl w:val="0"/>
+          <w:numId w:val="1"/>
+        </w:numPr>
+        <w:spacing w:after="60"/>
+      </w:pPr>
+      <w:r>
+        <w:rPr>
+          <w:b/>
+          <w:bCs/>
+          <w:sz w:val="22"/>
+          <w:szCs w:val="22"/>
+        </w:rPr>
+        <w:t xml:space="preserve">Admin — </w:t>
+      </w:r>
+      <w:r>
+        <w:rPr>
+          <w:sz w:val="22"/>
+          <w:szCs w:val="22"/>
+        </w:rPr>
+        <w:t xml:space="preserve">trigger a manual data refresh, apply database updates, and see system health (API usage, cache status, recent activity).</w:t>
+      </w:r>
+    </w:p>
+    <w:p>
+      <w:pPr>
+        <w:pStyle w:val="Heading1"/>
+      </w:pPr>
+      <w:r>
+        <w:rPr>
+          <w:b/>
+          <w:bCs/>
+          <w:color w:val="1a1a19"/>
         </w:rPr>
         <w:t xml:space="preserve">See the market at a glance</w:t>
       </w:r>
@@ -137,19 +470,35 @@
           <w:sz w:val="22"/>
           <w:szCs w:val="22"/>
         </w:rPr>
-        <w:t xml:space="preserve">A dashboard with major indexes, interest-rate conditions, and a crypto snapshot — refreshed automatically, each number stamped with when it was last updated.</w:t>
-      </w:r>
-    </w:p>
-    <w:p>
-      <w:pPr>
-        <w:pStyle w:val="Heading2"/>
-        <w:spacing w:after="120" w:before="280"/>
-      </w:pPr>
-      <w:r>
-        <w:rPr>
-          <w:b/>
-          <w:bCs/>
-          <w:color w:val="2a78d6"/>
+        <w:t xml:space="preserve">The Dashboard shows your watchlist's current prices, a snapshot of major indices, and your latest headlines — each refreshed by the same manual/daily refresh described above.</w:t>
+      </w:r>
+    </w:p>
+    <w:p>
+      <w:pPr>
+        <w:pStyle w:val="ListParagraph"/>
+        <w:numPr>
+          <w:ilvl w:val="0"/>
+          <w:numId w:val="1"/>
+        </w:numPr>
+        <w:spacing w:after="60"/>
+      </w:pPr>
+      <w:r>
+        <w:rPr>
+          <w:sz w:val="22"/>
+          <w:szCs w:val="22"/>
+        </w:rPr>
+        <w:t xml:space="preserve">The Markets page adds the yield curve, a macro "regime" read (risk-on / risk-off / neutral), crypto prices, and upcoming Fed/CPI dates.</w:t>
+      </w:r>
+    </w:p>
+    <w:p>
+      <w:pPr>
+        <w:pStyle w:val="Heading1"/>
+      </w:pPr>
+      <w:r>
+        <w:rPr>
+          <w:b/>
+          <w:bCs/>
+          <w:color w:val="1a1a19"/>
         </w:rPr>
         <w:t xml:space="preserve">Track what you own or watch</w:t>
       </w:r>
@@ -168,19 +517,52 @@
           <w:sz w:val="22"/>
           <w:szCs w:val="22"/>
         </w:rPr>
-        <w:t xml:space="preserve">A watchlist where you add any stock, ETF, or coin and see its price, key financials, and score in one table.</w:t>
-      </w:r>
-    </w:p>
-    <w:p>
-      <w:pPr>
-        <w:pStyle w:val="Heading2"/>
-        <w:spacing w:after="120" w:before="280"/>
-      </w:pPr>
-      <w:r>
-        <w:rPr>
-          <w:b/>
-          <w:bCs/>
-          <w:color w:val="2a78d6"/>
+        <w:t xml:space="preserve">Add a stock or ETF to your watchlist by typing its ticker (AAPL) or just the company name (Apple) — the app looks it up and adds the real symbol. If nothing matches, it tells you instead of guessing.</w:t>
+      </w:r>
+    </w:p>
+    <w:p>
+      <w:pPr>
+        <w:pStyle w:val="ListParagraph"/>
+        <w:numPr>
+          <w:ilvl w:val="0"/>
+          <w:numId w:val="1"/>
+        </w:numPr>
+        <w:spacing w:after="60"/>
+      </w:pPr>
+      <w:r>
+        <w:rPr>
+          <w:sz w:val="22"/>
+          <w:szCs w:val="22"/>
+        </w:rPr>
+        <w:t xml:space="preserve">Each row shows price, day change, and its score (once a refresh has run). Remove anything with the ✕ on its row.</w:t>
+      </w:r>
+    </w:p>
+    <w:p>
+      <w:pPr>
+        <w:pStyle w:val="ListParagraph"/>
+        <w:numPr>
+          <w:ilvl w:val="0"/>
+          <w:numId w:val="1"/>
+        </w:numPr>
+        <w:spacing w:after="60"/>
+      </w:pPr>
+      <w:r>
+        <w:rPr>
+          <w:sz w:val="22"/>
+          <w:szCs w:val="22"/>
+        </w:rPr>
+        <w:t xml:space="preserve">Click a ticker to open its detail page: price history and the full score breakdown.</w:t>
+      </w:r>
+    </w:p>
+    <w:p>
+      <w:pPr>
+        <w:pStyle w:val="Heading1"/>
+      </w:pPr>
+      <w:r>
+        <w:rPr>
+          <w:b/>
+          <w:bCs/>
+          <w:color w:val="1a1a19"/>
         </w:rPr>
         <w:t xml:space="preserve">Find promising investments</w:t>
       </w:r>
@@ -199,53 +581,52 @@
           <w:sz w:val="22"/>
           <w:szCs w:val="22"/>
         </w:rPr>
-        <w:t xml:space="preserve">A screener that scores investments 0–100 on four ideas: is it reasonably priced (Valuation), is the business growing (Growth), is it a well-run business (Quality), and is the price trending the right way (Momentum).</w:t>
-      </w:r>
-    </w:p>
-    <w:p>
-      <w:pPr>
-        <w:pStyle w:val="ListParagraph"/>
-        <w:numPr>
-          <w:ilvl w:val="0"/>
-          <w:numId w:val="1"/>
-        </w:numPr>
-        <w:spacing w:after="60"/>
-      </w:pPr>
-      <w:r>
-        <w:rPr>
-          <w:sz w:val="22"/>
-          <w:szCs w:val="22"/>
-        </w:rPr>
-        <w:t xml:space="preserve">Click any score to see exactly why — every number behind it is shown. If data is missing, the app says so instead of guessing.</w:t>
-      </w:r>
-    </w:p>
-    <w:p>
-      <w:pPr>
-        <w:pStyle w:val="ListParagraph"/>
-        <w:numPr>
-          <w:ilvl w:val="0"/>
-          <w:numId w:val="1"/>
-        </w:numPr>
-        <w:spacing w:after="60"/>
-      </w:pPr>
-      <w:r>
-        <w:rPr>
-          <w:sz w:val="22"/>
-          <w:szCs w:val="22"/>
-        </w:rPr>
-        <w:t xml:space="preserve">Preset lenses let you emphasize what matters to you: Balanced, Value, Growth, or Quality.</w:t>
-      </w:r>
-    </w:p>
-    <w:p>
-      <w:pPr>
-        <w:pStyle w:val="Heading2"/>
-        <w:spacing w:after="120" w:before="280"/>
-      </w:pPr>
-      <w:r>
-        <w:rPr>
-          <w:b/>
-          <w:bCs/>
-          <w:color w:val="2a78d6"/>
+        <w:t xml:space="preserve">The Screener scores your watchlist 0–100 on four ideas: is it reasonably priced (Valuation), is the business growing (Growth), is it a well-run business (Quality), and is the price trending the right way (Momentum).</w:t>
+      </w:r>
+    </w:p>
+    <w:p>
+      <w:pPr>
+        <w:pStyle w:val="ListParagraph"/>
+        <w:numPr>
+          <w:ilvl w:val="0"/>
+          <w:numId w:val="1"/>
+        </w:numPr>
+        <w:spacing w:after="60"/>
+      </w:pPr>
+      <w:r>
+        <w:rPr>
+          <w:sz w:val="22"/>
+          <w:szCs w:val="22"/>
+        </w:rPr>
+        <w:t xml:space="preserve">Click any score to see exactly why — every number behind it is shown. If data is missing for a name, the app says so instead of guessing.</w:t>
+      </w:r>
+    </w:p>
+    <w:p>
+      <w:pPr>
+        <w:pStyle w:val="ListParagraph"/>
+        <w:numPr>
+          <w:ilvl w:val="0"/>
+          <w:numId w:val="1"/>
+        </w:numPr>
+        <w:spacing w:after="60"/>
+      </w:pPr>
+      <w:r>
+        <w:rPr>
+          <w:sz w:val="22"/>
+          <w:szCs w:val="22"/>
+        </w:rPr>
+        <w:t xml:space="preserve">Sort by any individual factor from the dropdown, not just the overall score.</w:t>
+      </w:r>
+    </w:p>
+    <w:p>
+      <w:pPr>
+        <w:pStyle w:val="Heading1"/>
+      </w:pPr>
+      <w:r>
+        <w:rPr>
+          <w:b/>
+          <w:bCs/>
+          <w:color w:val="1a1a19"/>
         </w:rPr>
         <w:t xml:space="preserve">Assess your retirement accounts</w:t>
       </w:r>
@@ -264,70 +645,52 @@
           <w:sz w:val="22"/>
           <w:szCs w:val="22"/>
         </w:rPr>
-        <w:t xml:space="preserve">Enter the funds you hold in your two Transamerica accounts (and the other funds your plans offer) once; update after any change — the app reminds you if it's been a while.</w:t>
-      </w:r>
-    </w:p>
-    <w:p>
-      <w:pPr>
-        <w:pStyle w:val="ListParagraph"/>
-        <w:numPr>
-          <w:ilvl w:val="0"/>
-          <w:numId w:val="1"/>
-        </w:numPr>
-        <w:spacing w:after="60"/>
-      </w:pPr>
-      <w:r>
-        <w:rPr>
-          <w:sz w:val="22"/>
-          <w:szCs w:val="22"/>
-        </w:rPr>
-        <w:t xml:space="preserve">See your combined picture across both accounts: how your money is spread, where funds overlap, and what fees are costing you.</w:t>
-      </w:r>
-    </w:p>
-    <w:p>
-      <w:pPr>
-        <w:pStyle w:val="ListParagraph"/>
-        <w:numPr>
-          <w:ilvl w:val="0"/>
-          <w:numId w:val="1"/>
-        </w:numPr>
-        <w:spacing w:after="60"/>
-      </w:pPr>
-      <w:r>
-        <w:rPr>
-          <w:sz w:val="22"/>
-          <w:szCs w:val="22"/>
-        </w:rPr>
-        <w:t xml:space="preserve">The app scores what you hold AND the alternatives your plan offers, then points out potential improvements — 'this fund in your lineup scores much higher than the one you hold, and costs less.'</w:t>
-      </w:r>
-    </w:p>
-    <w:p>
-      <w:pPr>
-        <w:pStyle w:val="ListParagraph"/>
-        <w:numPr>
-          <w:ilvl w:val="0"/>
-          <w:numId w:val="1"/>
-        </w:numPr>
-        <w:spacing w:after="60"/>
-      </w:pPr>
-      <w:r>
-        <w:rPr>
-          <w:sz w:val="22"/>
-          <w:szCs w:val="22"/>
-        </w:rPr>
-        <w:t xml:space="preserve">Each assessment also weighs what's happening in the world — business and political news, upcoming events like Fed meetings — and tells you exactly which events shaped it and in which direction. The scores themselves stay pure math; the news adds context, clearly separated.</w:t>
-      </w:r>
-    </w:p>
-    <w:p>
-      <w:pPr>
-        <w:pStyle w:val="Heading2"/>
-        <w:spacing w:after="120" w:before="280"/>
-      </w:pPr>
-      <w:r>
-        <w:rPr>
-          <w:b/>
-          <w:bCs/>
-          <w:color w:val="2a78d6"/>
+        <w:t xml:space="preserve">Once your accounts are set up (see Getting started), the Portfolio page shows your combined picture: total balance, fees, and how your money is spread across categories — computed from your actual holdings, not a generic breakdown.</w:t>
+      </w:r>
+    </w:p>
+    <w:p>
+      <w:pPr>
+        <w:pStyle w:val="ListParagraph"/>
+        <w:numPr>
+          <w:ilvl w:val="0"/>
+          <w:numId w:val="1"/>
+        </w:numPr>
+        <w:spacing w:after="60"/>
+      </w:pPr>
+      <w:r>
+        <w:rPr>
+          <w:sz w:val="22"/>
+          <w:szCs w:val="22"/>
+        </w:rPr>
+        <w:t xml:space="preserve">The app scores what you hold AND the alternatives your plan offers, then points out potential improvements — "this fund in your lineup scores much higher than the one you hold, and costs less," with the real dollar savings estimate.</w:t>
+      </w:r>
+    </w:p>
+    <w:p>
+      <w:pPr>
+        <w:pStyle w:val="ListParagraph"/>
+        <w:numPr>
+          <w:ilvl w:val="0"/>
+          <w:numId w:val="1"/>
+        </w:numPr>
+        <w:spacing w:after="60"/>
+      </w:pPr>
+      <w:r>
+        <w:rPr>
+          <w:sz w:val="22"/>
+          <w:szCs w:val="22"/>
+        </w:rPr>
+        <w:t xml:space="preserve">Each account also gets a written assessment that weighs what's happening in the world — upcoming Fed meetings, CPI releases — against your specific holdings, telling you which events matter and why. This is clearly separated from the scores above it, which stay pure math.</w:t>
+      </w:r>
+    </w:p>
+    <w:p>
+      <w:pPr>
+        <w:pStyle w:val="Heading1"/>
+      </w:pPr>
+      <w:r>
+        <w:rPr>
+          <w:b/>
+          <w:bCs/>
+          <w:color w:val="1a1a19"/>
         </w:rPr>
         <w:t xml:space="preserve">Stay informed</w:t>
       </w:r>
@@ -346,24 +709,24 @@
           <w:sz w:val="22"/>
           <w:szCs w:val="22"/>
         </w:rPr>
-        <w:t xml:space="preserve">A news feed tagged to your watchlist tickers, plus a calendar of earnings dates and economic releases.</w:t>
-      </w:r>
-    </w:p>
-    <w:p>
-      <w:pPr>
-        <w:pStyle w:val="ListParagraph"/>
-        <w:numPr>
-          <w:ilvl w:val="0"/>
-          <w:numId w:val="1"/>
-        </w:numPr>
-        <w:spacing w:after="60"/>
-      </w:pPr>
-      <w:r>
-        <w:rPr>
-          <w:sz w:val="22"/>
-          <w:szCs w:val="22"/>
-        </w:rPr>
-        <w:t xml:space="preserve">Later: short plain-English summaries of the news around each holding — clearly separated from the scores, which are always pure arithmetic.</w:t>
+        <w:t xml:space="preserve">The News page shows headlines tagged to your watchlist tickers, with a quick sentiment read on each one.</w:t>
+      </w:r>
+    </w:p>
+    <w:p>
+      <w:pPr>
+        <w:pStyle w:val="ListParagraph"/>
+        <w:numPr>
+          <w:ilvl w:val="0"/>
+          <w:numId w:val="1"/>
+        </w:numPr>
+        <w:spacing w:after="60"/>
+      </w:pPr>
+      <w:r>
+        <w:rPr>
+          <w:sz w:val="22"/>
+          <w:szCs w:val="22"/>
+        </w:rPr>
+        <w:t xml:space="preserve">The Markets page lists upcoming Fed meetings and CPI releases for the next 30 days.</w:t>
       </w:r>
     </w:p>
     <w:p>
@@ -410,7 +773,7 @@
           <w:sz w:val="22"/>
           <w:szCs w:val="22"/>
         </w:rPr>
-        <w:t xml:space="preserve">The app runs on your Mac; a web version you can open from your phone is planned.</w:t>
+        <w:t xml:space="preserve">The app is hosted on the web, so it works the same on your phone as on your computer — no install needed.</w:t>
       </w:r>
     </w:p>
     <w:p>

--- a/USER_GUIDE.docx
+++ b/USER_GUIDE.docx
@@ -43,7 +43,7 @@
           <w:sz w:val="20"/>
           <w:szCs w:val="20"/>
         </w:rPr>
-        <w:t xml:space="preserve">Last updated: 2026-08-05</w:t>
+        <w:t xml:space="preserve">Last updated: 2026-08-06</w:t>
       </w:r>
     </w:p>
     <w:p>
